--- a/pregrado/s04/plantillas/diccionario_ames.docx
+++ b/pregrado/s04/plantillas/diccionario_ames.docx
@@ -4637,40 +4637,58 @@
       <w:r>
         <w:t xml:space="preserve"> miden casi lo mismo (capacidad del garaje): metidas juntas inflan el VIF hacia ≈ 5. El factor de inflación de la varianza, </w:t>
       </w:r>
-      <w:r>
-        <w:drawing>
-          <wp:inline xmlns:a="http://schemas.openxmlformats.org/drawingml/2006/main" xmlns:pic="http://schemas.openxmlformats.org/drawingml/2006/picture">
-            <wp:extent cx="521537" cy="206692"/>
-            <wp:docPr id="1" name="Picture 1"/>
-            <wp:cNvGraphicFramePr>
-              <a:graphicFrameLocks noChangeAspect="1"/>
-            </wp:cNvGraphicFramePr>
-            <a:graphic>
-              <a:graphicData uri="http://schemas.openxmlformats.org/drawingml/2006/picture">
-                <pic:pic>
-                  <pic:nvPicPr>
-                    <pic:cNvPr id="0" name="eq_cce9b8a0cd66.png"/>
-                    <pic:cNvPicPr/>
-                  </pic:nvPicPr>
-                  <pic:blipFill>
-                    <a:blip r:embed="rId9"/>
-                    <a:stretch>
-                      <a:fillRect/>
-                    </a:stretch>
-                  </pic:blipFill>
-                  <pic:spPr>
-                    <a:xfrm>
-                      <a:off x="0" y="0"/>
-                      <a:ext cx="521537" cy="206692"/>
-                    </a:xfrm>
-                    <a:prstGeom prst="rect"/>
-                  </pic:spPr>
-                </pic:pic>
-              </a:graphicData>
-            </a:graphic>
-          </wp:inline>
-        </w:drawing>
-      </w:r>
+      <m:oMath>
+        <m:sSub>
+          <m:e>
+            <m:r>
+              <m:rPr>
+                <m:sty m:val="p"/>
+              </m:rPr>
+              <m:t>VIF</m:t>
+            </m:r>
+          </m:e>
+          <m:sub>
+            <m:r>
+              <m:t>j</m:t>
+            </m:r>
+          </m:sub>
+        </m:sSub>
+        <m:r>
+          <m:t>=</m:t>
+        </m:r>
+        <m:f>
+          <m:fPr>
+            <m:type m:val="bar"/>
+          </m:fPr>
+          <m:num>
+            <m:r>
+              <m:t>1</m:t>
+            </m:r>
+          </m:num>
+          <m:den>
+            <m:r>
+              <m:t>1−</m:t>
+            </m:r>
+            <m:sSubSup>
+              <m:e>
+                <m:r>
+                  <m:t>R</m:t>
+                </m:r>
+              </m:e>
+              <m:sub>
+                <m:r>
+                  <m:t>j</m:t>
+                </m:r>
+              </m:sub>
+              <m:sup>
+                <m:r>
+                  <m:t>2</m:t>
+                </m:r>
+              </m:sup>
+            </m:sSubSup>
+          </m:den>
+        </m:f>
+      </m:oMath>
       <w:r>
         <w:t xml:space="preserve">, mide esa redundancia; la corrección de S04 es </w:t>
       </w:r>
@@ -5081,8 +5099,8 @@
       </w:r>
     </w:p>
     <w:sectPr>
-      <w:headerReference w:type="default" r:id="rId10"/>
-      <w:footerReference w:type="default" r:id="rId11"/>
+      <w:headerReference w:type="default" r:id="rId9"/>
+      <w:footerReference w:type="default" r:id="rId10"/>
       <w:pgSz w:w="12240" w:h="15840"/>
       <w:pgMar w:top="1134" w:right="1247" w:bottom="1020" w:left="1247" w:header="720" w:footer="720" w:gutter="0"/>
       <w:cols w:space="720"/>
